--- a/Ansai_GID001_Group_Identity_v3 (1).docx
+++ b/Ansai_GID001_Group_Identity_v3 (1).docx
@@ -125,15 +125,7 @@
         <w:spacing w:before="80" w:after="200"/>
       </w:pPr>
       <w:r>
-        <w:rPr>
-          <w:rFonts w:ascii="DM Sans" w:cs="DM Sans" w:eastAsia="DM Sans" w:hAnsi="DM Sans"/>
-          <w:b/>
-          <w:bCs/>
-          <w:color w:val="FFFFFF"/>
-          <w:sz w:val="28"/>
-          <w:szCs w:val="28"/>
-        </w:rPr>
-        <w:t xml:space="preserve">Ansai Technologies is the operational infrastructure platform for Africa.</w:t>
+        <w:t>Ansai Technologies is the agentic infrastructure platform for Africa.</w:t>
       </w:r>
     </w:p>
     <w:p>
